--- a/generated/ritual_growth/ritual_growth_2024_agm.docx
+++ b/generated/ritual_growth/ritual_growth_2024_agm.docx
@@ -55,7 +55,7 @@
         <w:t>Date:</w:t>
       </w:r>
       <w:r>
-        <w:t xml:space="preserve"> 2024-12-15</w:t>
+        <w:t xml:space="preserve"> 2024-12-10</w:t>
       </w:r>
     </w:p>
     <w:p>
@@ -102,7 +102,7 @@
     </w:p>
     <w:p>
       <w:r>
-        <w:t>The Annual Meeting of the Board of Directors of Ritual Growth, Inc. (the “Corporation”) was called to order at 1:00 PM on 2024-12-15 by Derek E. Pappas, acting as Sole Director, President, and Treasurer of the Corporation.</w:t>
+        <w:t>The Annual Meeting of the Board of Directors of Ritual Growth, Inc. (the “Corporation”) was called to order at 1:00 PM on 2024-12-10 by Derek E. Pappas, acting as Sole Director, President, and Treasurer of the Corporation.</w:t>
       </w:r>
     </w:p>
     <w:p/>
@@ -152,6 +152,12 @@
         <w:t>The Sole Director confirmed that notice of the meeting was duly given or waived.</w:t>
       </w:r>
     </w:p>
+    <w:p>
+      <w:r>
+        <w:t>The Sole Director participated via communications equipment by means of which all persons participating in the meeting could hear each other, and such participation constituted presence in person at the meeting.</w:t>
+      </w:r>
+    </w:p>
+    <w:p/>
     <w:p/>
     <w:p>
       <w:r>
@@ -163,7 +169,7 @@
     </w:p>
     <w:p>
       <w:r>
-        <w:t>The minutes of the prior Annual Meeting of the Board of Directors held on 2023-12-15 were reviewed and approved by the Sole Director.</w:t>
+        <w:t>The minutes of the prior Annual Meeting of the Board of Directors held on 2023-12-12 were reviewed and approved by the Sole Director.</w:t>
       </w:r>
     </w:p>
     <w:p/>
@@ -203,6 +209,13 @@
         <w:t>The Treasurer reported that the Corporation remains solvent and that certain outstanding obligations, including notes payable, are contingent and payable upon the occurrence of a future liquidity event, the timing of which has not yet been determined. The Sole Director acknowledged the status of such obligations and confirmed continued oversight of these matters. Franchise taxes and registered agent fees are paid and current. The Corporation has 4,000,000 shares of common stock issued and outstanding at a par value of $.0001 per share.</w:t>
       </w:r>
     </w:p>
+    <w:p/>
+    <w:p>
+      <w:r>
+        <w:t>In taking the actions reflected in these minutes, the Sole Director relied in good faith on information, opinions, reports, and statements presented by officers of the Corporation and other persons as to matters the Sole Director reasonably believed were within such persons’ professional or expert competence, as contemplated by Section 141(e) of the Delaware General Corporation Law.</w:t>
+      </w:r>
+    </w:p>
+    <w:p/>
     <w:p/>
     <w:p>
       <w:r>
@@ -331,7 +344,7 @@
         <w:t>Date:</w:t>
       </w:r>
       <w:r>
-        <w:t xml:space="preserve"> 2024-12-15</w:t>
+        <w:t xml:space="preserve"> 2024-12-10</w:t>
       </w:r>
     </w:p>
     <w:p>

--- a/generated/ritual_growth/ritual_growth_2024_agm.docx
+++ b/generated/ritual_growth/ritual_growth_2024_agm.docx
@@ -207,6 +207,12 @@
     <w:p>
       <w:r>
         <w:t>The Treasurer reported that the Corporation remains solvent and that certain outstanding obligations, including notes payable, are contingent and payable upon the occurrence of a future liquidity event, the timing of which has not yet been determined. The Sole Director acknowledged the status of such obligations and confirmed continued oversight of these matters. Franchise taxes and registered agent fees are paid and current. The Corporation has 4,000,000 shares of common stock issued and outstanding at a par value of $.0001 per share.</w:t>
+      </w:r>
+    </w:p>
+    <w:p/>
+    <w:p>
+      <w:r>
+        <w:t>The Sole Director reviewed the officer reports and materials considered at this meeting, asked questions regarding financial and operational items as appropriate, and caused the substance of the discussion to be reflected in these minutes for the governance record.</w:t>
       </w:r>
     </w:p>
     <w:p/>

--- a/generated/ritual_growth/ritual_growth_2024_agm.docx
+++ b/generated/ritual_growth/ritual_growth_2024_agm.docx
@@ -218,7 +218,7 @@
     <w:p/>
     <w:p>
       <w:r>
-        <w:t>In taking the actions reflected in these minutes, the Sole Director relied in good faith on information, opinions, reports, and statements presented by officers of the Corporation and other persons as to matters the Sole Director reasonably believed were within such persons’ professional or expert competence, as contemplated by Section 141(e) of the Delaware General Corporation Law.</w:t>
+        <w:t>In taking the actions reflected in these minutes, the Sole Director relied in good faith on information, opinions, reports, and statements—including financial and operational materials prepared for this meeting and presentations from officers of the Corporation—as to matters the Sole Director reasonably believed were within such persons’ professional or expert competence, as contemplated by Section 141(e) of the Delaware General Corporation Law.</w:t>
       </w:r>
     </w:p>
     <w:p/>
@@ -292,6 +292,57 @@
         <w:t>RESOLVED, that Derek E. Pappas is authorized to open, maintain, and manage one or more corporate bank accounts in the name of the Corporation at JPMorgan Chase Bank, N.A., and any successor institution, and to act as the sole authorized signatory with full authority to execute all related documents.</w:t>
       </w:r>
     </w:p>
+    <w:p/>
+    <w:p>
+      <w:r>
+        <w:rPr>
+          <w:b/>
+        </w:rPr>
+        <w:t>Stockholder Written Consent (2024)</w:t>
+      </w:r>
+    </w:p>
+    <w:p>
+      <w:r>
+        <w:t xml:space="preserve">The Sole Director noted that the </w:t>
+      </w:r>
+      <w:r>
+        <w:rPr>
+          <w:b/>
+        </w:rPr>
+        <w:t>Written Consent of Sole Stockholder</w:t>
+      </w:r>
+      <w:r>
+        <w:t xml:space="preserve"> dated December 10, 2024, adopting stockholder resolutions under </w:t>
+      </w:r>
+      <w:r>
+        <w:rPr>
+          <w:b/>
+        </w:rPr>
+        <w:t>Section 228</w:t>
+      </w:r>
+      <w:r>
+        <w:t xml:space="preserve"> of the DGCL for the year 2024, is </w:t>
+      </w:r>
+      <w:r>
+        <w:rPr>
+          <w:b/>
+        </w:rPr>
+        <w:t>on file</w:t>
+      </w:r>
+      <w:r>
+        <w:t xml:space="preserve"> with the minutes of the stockholders of the Corporation (annexed as </w:t>
+      </w:r>
+      <w:r>
+        <w:rPr>
+          <w:b/>
+        </w:rPr>
+        <w:t>Exhibit A</w:t>
+      </w:r>
+      <w:r>
+        <w:t>).</w:t>
+      </w:r>
+    </w:p>
+    <w:p/>
     <w:p/>
     <w:p>
       <w:r>

--- a/generated/ritual_growth/ritual_growth_2024_agm.docx
+++ b/generated/ritual_growth/ritual_growth_2024_agm.docx
@@ -157,6 +157,20 @@
         <w:t>The Sole Director participated via communications equipment by means of which all persons participating in the meeting could hear each other, and such participation constituted presence in person at the meeting.</w:t>
       </w:r>
     </w:p>
+    <w:p>
+      <w:r>
+        <w:t xml:space="preserve">The Sole Director confirmed that remote participation remained available through each matter considered, that </w:t>
+      </w:r>
+      <w:r>
+        <w:rPr>
+          <w:b/>
+        </w:rPr>
+        <w:t>quorum</w:t>
+      </w:r>
+      <w:r>
+        <w:t xml:space="preserve"> was maintained at all times during the meeting, and that no vote was taken during an interruption of the communications link used for the meeting.</w:t>
+      </w:r>
+    </w:p>
     <w:p/>
     <w:p/>
     <w:p>
@@ -219,6 +233,20 @@
     <w:p>
       <w:r>
         <w:t>In taking the actions reflected in these minutes, the Sole Director relied in good faith on information, opinions, reports, and statements—including financial and operational materials prepared for this meeting and presentations from officers of the Corporation—as to matters the Sole Director reasonably believed were within such persons’ professional or expert competence, as contemplated by Section 141(e) of the Delaware General Corporation Law.</w:t>
+      </w:r>
+    </w:p>
+    <w:p>
+      <w:r>
+        <w:t xml:space="preserve">The Sole Director also confirmed that </w:t>
+      </w:r>
+      <w:r>
+        <w:rPr>
+          <w:b/>
+        </w:rPr>
+        <w:t>written materials</w:t>
+      </w:r>
+      <w:r>
+        <w:t xml:space="preserve"> furnished for this meeting were received and reviewed as needed to deliberate on the matters before the Board, and that the discussion summarized in these minutes reflects that review.</w:t>
       </w:r>
     </w:p>
     <w:p/>
@@ -303,7 +331,16 @@
     </w:p>
     <w:p>
       <w:r>
-        <w:t xml:space="preserve">The Sole Director noted that the </w:t>
+        <w:t xml:space="preserve">The Sole Director noted that stockholder matters for 2024 under </w:t>
+      </w:r>
+      <w:r>
+        <w:rPr>
+          <w:b/>
+        </w:rPr>
+        <w:t>Section 228</w:t>
+      </w:r>
+      <w:r>
+        <w:t xml:space="preserve"> of the DGCL are reflected in a </w:t>
       </w:r>
       <w:r>
         <w:rPr>
@@ -312,34 +349,43 @@
         <w:t>Written Consent of Sole Stockholder</w:t>
       </w:r>
       <w:r>
-        <w:t xml:space="preserve"> dated December 10, 2024, adopting stockholder resolutions under </w:t>
+        <w:t xml:space="preserve"> dated </w:t>
       </w:r>
       <w:r>
         <w:rPr>
           <w:b/>
         </w:rPr>
-        <w:t>Section 228</w:t>
+        <w:t>December 10, 2024</w:t>
       </w:r>
       <w:r>
-        <w:t xml:space="preserve"> of the DGCL for the year 2024, is </w:t>
+        <w:t xml:space="preserve"> (separate instrument for this year). The </w:t>
       </w:r>
       <w:r>
         <w:rPr>
           <w:b/>
         </w:rPr>
-        <w:t>on file</w:t>
+        <w:t>executed</w:t>
       </w:r>
       <w:r>
-        <w:t xml:space="preserve"> with the minutes of the stockholders of the Corporation (annexed as </w:t>
+        <w:t xml:space="preserve"> consent </w:t>
       </w:r>
       <w:r>
         <w:rPr>
           <w:b/>
         </w:rPr>
-        <w:t>Exhibit A</w:t>
+        <w:t>will be filed</w:t>
       </w:r>
       <w:r>
-        <w:t>).</w:t>
+        <w:t xml:space="preserve"> with the minutes of the stockholders </w:t>
+      </w:r>
+      <w:r>
+        <w:rPr>
+          <w:b/>
+        </w:rPr>
+        <w:t>upon signature</w:t>
+      </w:r>
+      <w:r>
+        <w:t>.</w:t>
       </w:r>
     </w:p>
     <w:p/>
